--- a/docs/downloads/christian-briem/doc_0077.docx
+++ b/docs/downloads/christian-briem/doc_0077.docx
@@ -1,59 +1,187 @@
 
 <file path=word/document.xml><?xml version="1.0" encoding="utf-8"?>
-<w:document xmlns:wpc="http://schemas.microsoft.com/office/word/2010/wordprocessingCanvas" xmlns:cx="http://schemas.microsoft.com/office/drawing/2014/chartex" xmlns:cx1="http://schemas.microsoft.com/office/drawing/2015/9/8/chartex" xmlns:cx2="http://schemas.microsoft.com/office/drawing/2015/10/21/chartex" xmlns:cx3="http://schemas.microsoft.com/office/drawing/2016/5/9/chartex" xmlns:cx4="http://schemas.microsoft.com/office/drawing/2016/5/10/chartex" xmlns:cx5="http://schemas.microsoft.com/office/drawing/2016/5/11/chartex" xmlns:cx6="http://schemas.microsoft.com/office/drawing/2016/5/12/chartex" xmlns:cx7="http://schemas.microsoft.com/office/drawing/2016/5/13/chartex" xmlns:cx8="http://schemas.microsoft.com/office/drawing/2016/5/14/chartex" xmlns:mc="http://schemas.openxmlformats.org/markup-compatibility/2006" xmlns:aink="http://schemas.microsoft.com/office/drawing/2016/ink" xmlns:am3d="http://schemas.microsoft.com/office/drawing/2017/model3d" xmlns:o="urn:schemas-microsoft-com:office:office" xmlns:r="http://schemas.openxmlformats.org/officeDocument/2006/relationships" xmlns:m="http://schemas.openxmlformats.org/officeDocument/2006/math" xmlns:v="urn:schemas-microsoft-com:vml" xmlns:wp14="http://schemas.microsoft.com/office/word/2010/wordprocessingDrawing" xmlns:wp="http://schemas.openxmlformats.org/drawingml/2006/wordprocessingDrawing" xmlns:w10="urn:schemas-microsoft-com:office:word" xmlns:w="http://schemas.openxmlformats.org/wordprocessingml/2006/main" xmlns:w14="http://schemas.microsoft.com/office/word/2010/wordml" xmlns:w15="http://schemas.microsoft.com/office/word/2012/wordml" xmlns:w16cid="http://schemas.microsoft.com/office/word/2016/wordml/cid" xmlns:w16se="http://schemas.microsoft.com/office/word/2015/wordml/symex" xmlns:wpg="http://schemas.microsoft.com/office/word/2010/wordprocessingGroup" xmlns:wpi="http://schemas.microsoft.com/office/word/2010/wordprocessingInk" xmlns:wne="http://schemas.microsoft.com/office/word/2006/wordml" xmlns:wps="http://schemas.microsoft.com/office/word/2010/wordprocessingShape" mc:Ignorable="w14 w15 w16se w16cid wp14">
+<w:document xmlns:wpc="http://schemas.microsoft.com/office/word/2010/wordprocessingCanvas" xmlns:cx="http://schemas.microsoft.com/office/drawing/2014/chartex" xmlns:cx1="http://schemas.microsoft.com/office/drawing/2015/9/8/chartex" xmlns:cx2="http://schemas.microsoft.com/office/drawing/2015/10/21/chartex" xmlns:cx3="http://schemas.microsoft.com/office/drawing/2016/5/9/chartex" xmlns:cx4="http://schemas.microsoft.com/office/drawing/2016/5/10/chartex" xmlns:cx5="http://schemas.microsoft.com/office/drawing/2016/5/11/chartex" xmlns:cx6="http://schemas.microsoft.com/office/drawing/2016/5/12/chartex" xmlns:cx7="http://schemas.microsoft.com/office/drawing/2016/5/13/chartex" xmlns:cx8="http://schemas.microsoft.com/office/drawing/2016/5/14/chartex" xmlns:mc="http://schemas.openxmlformats.org/markup-compatibility/2006" xmlns:aink="http://schemas.microsoft.com/office/drawing/2016/ink" xmlns:am3d="http://schemas.microsoft.com/office/drawing/2017/model3d" xmlns:o="urn:schemas-microsoft-com:office:office" xmlns:r="http://schemas.openxmlformats.org/officeDocument/2006/relationships" xmlns:m="http://schemas.openxmlformats.org/officeDocument/2006/math" xmlns:v="urn:schemas-microsoft-com:vml" xmlns:wp14="http://schemas.microsoft.com/office/word/2010/wordprocessingDrawing" xmlns:wp="http://schemas.openxmlformats.org/drawingml/2006/wordprocessingDrawing" xmlns:w10="urn:schemas-microsoft-com:office:word" xmlns:w="http://schemas.openxmlformats.org/wordprocessingml/2006/main" xmlns:w14="http://schemas.microsoft.com/office/word/2010/wordml" xmlns:w15="http://schemas.microsoft.com/office/word/2012/wordml" xmlns:w16cex="http://schemas.microsoft.com/office/word/2018/wordml/cex" xmlns:w16cid="http://schemas.microsoft.com/office/word/2016/wordml/cid" xmlns:w16="http://schemas.microsoft.com/office/word/2018/wordml" xmlns:w16se="http://schemas.microsoft.com/office/word/2015/wordml/symex" xmlns:wpg="http://schemas.microsoft.com/office/word/2010/wordprocessingGroup" xmlns:wpi="http://schemas.microsoft.com/office/word/2010/wordprocessingInk" xmlns:wne="http://schemas.microsoft.com/office/word/2006/wordml" xmlns:wps="http://schemas.microsoft.com/office/word/2010/wordprocessingShape" mc:Ignorable="w14 w15 w16se w16cid w16 w16cex wp14">
   <w:body>
     <w:p>
       <w:pPr>
+        <w:bidi/>
         <w:jc w:val="both"/>
         <w:rPr>
-          <w:rtl/>
-          <w:lang w:bidi="ar-AE"/>
+          <w:rFonts w:ascii="Sakkal Majalla" w:hAnsi="Sakkal Majalla" w:cs="Sakkal Majalla"/>
+          <w:sz w:val="28"/>
+          <w:szCs w:val="28"/>
+          <w:rtl/>
         </w:rPr>
       </w:pPr>
       <w:r>
+        <w:rPr>
+          <w:rFonts w:ascii="Sakkal Majalla" w:hAnsi="Sakkal Majalla" w:cs="Sakkal Majalla"/>
+          <w:sz w:val="28"/>
+          <w:szCs w:val="28"/>
+          <w:rtl/>
+        </w:rPr>
         <w:fldChar w:fldCharType="begin"/>
       </w:r>
       <w:r>
-        <w:instrText xml:space="preserve"> HYPERLINK "https://haltefest.ch/de/3827-gemeinschaft-mit-dem-altar" </w:instrText>
-      </w:r>
-      <w:r>
+        <w:rPr>
+          <w:rFonts w:ascii="Sakkal Majalla" w:hAnsi="Sakkal Majalla" w:cs="Sakkal Majalla"/>
+          <w:sz w:val="28"/>
+          <w:szCs w:val="28"/>
+          <w:rtl/>
+        </w:rPr>
+        <w:instrText xml:space="preserve"> </w:instrText>
+      </w:r>
+      <w:r>
+        <w:rPr>
+          <w:rFonts w:ascii="Sakkal Majalla" w:hAnsi="Sakkal Majalla" w:cs="Sakkal Majalla"/>
+          <w:sz w:val="28"/>
+          <w:szCs w:val="28"/>
+        </w:rPr>
+        <w:instrText>HYPERLINK</w:instrText>
+      </w:r>
+      <w:r>
+        <w:rPr>
+          <w:rFonts w:ascii="Sakkal Majalla" w:hAnsi="Sakkal Majalla" w:cs="Sakkal Majalla"/>
+          <w:sz w:val="28"/>
+          <w:szCs w:val="28"/>
+          <w:rtl/>
+        </w:rPr>
+        <w:instrText xml:space="preserve"> "</w:instrText>
+      </w:r>
+      <w:r>
+        <w:rPr>
+          <w:rFonts w:ascii="Sakkal Majalla" w:hAnsi="Sakkal Majalla" w:cs="Sakkal Majalla"/>
+          <w:sz w:val="28"/>
+          <w:szCs w:val="28"/>
+        </w:rPr>
+        <w:instrText>https://www.soundwords.de</w:instrText>
+      </w:r>
+      <w:r>
+        <w:rPr>
+          <w:rFonts w:ascii="Sakkal Majalla" w:hAnsi="Sakkal Majalla" w:cs="Sakkal Majalla"/>
+          <w:sz w:val="28"/>
+          <w:szCs w:val="28"/>
+          <w:rtl/>
+        </w:rPr>
+        <w:instrText>/" \</w:instrText>
+      </w:r>
+      <w:r>
+        <w:rPr>
+          <w:rFonts w:ascii="Sakkal Majalla" w:hAnsi="Sakkal Majalla" w:cs="Sakkal Majalla"/>
+          <w:sz w:val="28"/>
+          <w:szCs w:val="28"/>
+        </w:rPr>
+        <w:instrText>l</w:instrText>
+      </w:r>
+      <w:r>
+        <w:rPr>
+          <w:rFonts w:ascii="Sakkal Majalla" w:hAnsi="Sakkal Majalla" w:cs="Sakkal Majalla"/>
+          <w:sz w:val="28"/>
+          <w:szCs w:val="28"/>
+          <w:rtl/>
+        </w:rPr>
+        <w:instrText xml:space="preserve"> "</w:instrText>
+      </w:r>
+      <w:r>
+        <w:rPr>
+          <w:rFonts w:ascii="Sakkal Majalla" w:hAnsi="Sakkal Majalla" w:cs="Sakkal Majalla"/>
+          <w:sz w:val="28"/>
+          <w:szCs w:val="28"/>
+        </w:rPr>
+        <w:instrText>search-hit-0</w:instrText>
+      </w:r>
+      <w:r>
+        <w:rPr>
+          <w:rFonts w:ascii="Sakkal Majalla" w:hAnsi="Sakkal Majalla" w:cs="Sakkal Majalla"/>
+          <w:sz w:val="28"/>
+          <w:szCs w:val="28"/>
+          <w:rtl/>
+        </w:rPr>
+        <w:instrText xml:space="preserve">" </w:instrText>
+      </w:r>
+      <w:r>
+        <w:rPr>
+          <w:rFonts w:ascii="Sakkal Majalla" w:hAnsi="Sakkal Majalla" w:cs="Sakkal Majalla"/>
+          <w:sz w:val="28"/>
+          <w:szCs w:val="28"/>
+          <w:rtl/>
+        </w:rPr>
+      </w:r>
+      <w:r>
+        <w:rPr>
+          <w:rFonts w:ascii="Sakkal Majalla" w:hAnsi="Sakkal Majalla" w:cs="Sakkal Majalla"/>
+          <w:sz w:val="28"/>
+          <w:szCs w:val="28"/>
+          <w:rtl/>
+        </w:rPr>
         <w:fldChar w:fldCharType="separate"/>
       </w:r>
       <w:r>
         <w:rPr>
           <w:rStyle w:val="Hyperlink"/>
-          <w:rFonts w:hint="cs"/>
-          <w:rtl/>
-          <w:lang w:bidi="ar-AE"/>
-        </w:rPr>
-        <w:t>شركة مع المذبح</w:t>
-      </w:r>
-      <w:r>
-        <w:rPr>
-          <w:rStyle w:val="Hyperlink"/>
-          <w:lang w:bidi="ar-AE"/>
+          <w:rFonts w:ascii="Sakkal Majalla" w:hAnsi="Sakkal Majalla" w:cs="Sakkal Majalla" w:hint="cs"/>
+          <w:sz w:val="28"/>
+          <w:szCs w:val="28"/>
+          <w:rtl/>
+        </w:rPr>
+        <w:t>كيف نكلّم الله في الصلاة</w:t>
+      </w:r>
+      <w:r>
+        <w:rPr>
+          <w:rFonts w:ascii="Sakkal Majalla" w:hAnsi="Sakkal Majalla" w:cs="Sakkal Majalla"/>
+          <w:sz w:val="28"/>
+          <w:szCs w:val="28"/>
+          <w:rtl/>
         </w:rPr>
         <w:fldChar w:fldCharType="end"/>
       </w:r>
     </w:p>
     <w:p>
       <w:pPr>
+        <w:bidi/>
         <w:jc w:val="both"/>
         <w:rPr>
-          <w:rtl/>
-          <w:lang w:bidi="ar-AE"/>
+          <w:rFonts w:ascii="Sakkal Majalla" w:hAnsi="Sakkal Majalla" w:cs="Sakkal Majalla"/>
+          <w:sz w:val="28"/>
+          <w:szCs w:val="28"/>
+          <w:rtl/>
         </w:rPr>
       </w:pPr>
       <w:r>
         <w:rPr>
-          <w:lang w:bidi="ar-AE"/>
+          <w:rFonts w:ascii="Sakkal Majalla" w:hAnsi="Sakkal Majalla" w:cs="Sakkal Majalla" w:hint="cs"/>
+          <w:sz w:val="28"/>
+          <w:szCs w:val="28"/>
+          <w:rtl/>
+        </w:rPr>
+        <w:t>متى نصلي إلى الآب ومتى إلى الابن؟</w:t>
+      </w:r>
+    </w:p>
+    <w:p>
+      <w:pPr>
+        <w:bidi/>
+        <w:jc w:val="both"/>
+        <w:rPr>
+          <w:rFonts w:ascii="Sakkal Majalla" w:hAnsi="Sakkal Majalla" w:cs="Sakkal Majalla"/>
+          <w:sz w:val="28"/>
+          <w:szCs w:val="28"/>
+          <w:rtl/>
+        </w:rPr>
+      </w:pPr>
+      <w:r>
+        <w:rPr>
+          <w:rFonts w:ascii="Sakkal Majalla" w:hAnsi="Sakkal Majalla" w:cs="Sakkal Majalla"/>
+          <w:sz w:val="28"/>
+          <w:szCs w:val="28"/>
         </w:rPr>
         <w:t xml:space="preserve">Christian </w:t>
       </w:r>
       <w:proofErr w:type="spellStart"/>
       <w:r>
         <w:rPr>
-          <w:lang w:bidi="ar-AE"/>
+          <w:rFonts w:ascii="Sakkal Majalla" w:hAnsi="Sakkal Majalla" w:cs="Sakkal Majalla"/>
+          <w:sz w:val="28"/>
+          <w:szCs w:val="28"/>
         </w:rPr>
         <w:t>Briem</w:t>
       </w:r>
@@ -61,373 +189,214 @@
     </w:p>
     <w:p>
       <w:pPr>
+        <w:bidi/>
         <w:jc w:val="both"/>
         <w:rPr>
-          <w:rtl/>
-          <w:lang w:bidi="ar-AE"/>
+          <w:rFonts w:ascii="Sakkal Majalla" w:hAnsi="Sakkal Majalla" w:cs="Sakkal Majalla"/>
+          <w:sz w:val="28"/>
+          <w:szCs w:val="28"/>
+          <w:rtl/>
         </w:rPr>
       </w:pPr>
       <w:r>
         <w:rPr>
-          <w:rFonts w:hint="cs"/>
-          <w:rtl/>
-          <w:lang w:bidi="ar-AE"/>
-        </w:rPr>
-        <w:t>لكثير من المؤمنين المسيحيين يبدو بأنه تعبير عن الحرية المسيحية إن ذهبوا هنا وهناك (إننا لا نتكلم الآن عن الأمكنة العالمية وإنما عن الدينية)، ليعودوا ثانية ويأخذوا أمكنتهم في مائدة الرب. وأهل كورنثوس أيضًا فكّروا تمامًا بذات الطريقة في الماضي. هذا التفكير قادهم ليُعاشروا أهل الأوثان وعبادتهم الوثنية بكل جراءة.</w:t>
+          <w:rFonts w:ascii="Sakkal Majalla" w:hAnsi="Sakkal Majalla" w:cs="Sakkal Majalla" w:hint="cs"/>
+          <w:sz w:val="28"/>
+          <w:szCs w:val="28"/>
+          <w:rtl/>
+        </w:rPr>
+        <w:t>في هذا اليوم لن ننشغل كثيرًا بمَن نكلّم في الصلاة، وإنما كيف يجوز لنا أن نكلّم الله في الصلاة. وسنتطرق باختصار إلى النقطة الأولى أيضًا.</w:t>
       </w:r>
     </w:p>
     <w:p>
       <w:pPr>
+        <w:bidi/>
         <w:jc w:val="both"/>
         <w:rPr>
-          <w:rtl/>
-          <w:lang w:bidi="ar-AE"/>
+          <w:rFonts w:ascii="Sakkal Majalla" w:hAnsi="Sakkal Majalla" w:cs="Sakkal Majalla"/>
+          <w:sz w:val="28"/>
+          <w:szCs w:val="28"/>
+          <w:rtl/>
+          <w:lang w:val="en-US"/>
         </w:rPr>
       </w:pPr>
       <w:r>
         <w:rPr>
-          <w:rFonts w:hint="cs"/>
-          <w:rtl/>
-          <w:lang w:bidi="ar-AE"/>
-        </w:rPr>
-        <w:t>هم علموا وهم متعلمون من الله بأن عبادة الأصنام لا تعني شيئًا، وبالتالي أكلوا المذبوح للوثن، نعم وقد تقدموا خطوة واحدة إلى الأمام</w:t>
-      </w:r>
-      <w:r>
-        <w:rPr>
-          <w:rFonts w:hint="cs"/>
-          <w:rtl/>
-          <w:lang w:bidi="ar-AE"/>
-        </w:rPr>
-        <w:t xml:space="preserve"> ومن أجل هذه الغاية ذهبوا إلى هيكل أممي للأوثان. غير أن الرسول يريهم بأن هذا استخدام خاطئ للمعرفة، بأنه بهذا التصرف تضعف شهادة الله ويُهان اسم الرب بشدة. هو بالحري يحذرهم: "اهربوا من عبادة الأصنام!" وإن كنا اليوم لم نعُد نتعامل مباشرة مع ذبائح للأصنام، إلا أن تعاليم ومبادئ الروح القدس في 1. كورنثوس 10 هي في غاية الأهمية ولها معناها في وقتنا الحالي لنا ولعلاقاتنا الدينية من الداخل والخارج.</w:t>
+          <w:rFonts w:ascii="Sakkal Majalla" w:hAnsi="Sakkal Majalla" w:cs="Sakkal Majalla" w:hint="cs"/>
+          <w:sz w:val="28"/>
+          <w:szCs w:val="28"/>
+          <w:rtl/>
+          <w:lang w:val="en-US"/>
+        </w:rPr>
+        <w:t xml:space="preserve">عندما نتوجه في الصلاة أو السجود إلى الله، فهذا يشتمل في صورة عامة، وإن لم يكن جذريًا، على كل الأقانيم الإلهية الثلاثة. ولكن إن ميزناهم في تكلمنا، والذي يُعطينا الكتاب المقدس كامل الحرية في ذلك، لا يرينا أي موضع كتابي، بأنه علينا أن نكلم الروح القدس. إن كلمة الله تعلمنا بالحري: الروح القدس ساكن فينا، وهو بالتالي مصدر وقوة صلواتنا وهو يوجّه شهوة قلبنا ورغباته إلى </w:t>
+      </w:r>
+      <w:proofErr w:type="spellStart"/>
+      <w:r>
+        <w:rPr>
+          <w:rFonts w:ascii="Sakkal Majalla" w:hAnsi="Sakkal Majalla" w:cs="Sakkal Majalla" w:hint="cs"/>
+          <w:sz w:val="28"/>
+          <w:szCs w:val="28"/>
+          <w:rtl/>
+          <w:lang w:val="en-US"/>
+        </w:rPr>
+        <w:t>الأقنومين</w:t>
+      </w:r>
+      <w:proofErr w:type="spellEnd"/>
+      <w:r>
+        <w:rPr>
+          <w:rFonts w:ascii="Sakkal Majalla" w:hAnsi="Sakkal Majalla" w:cs="Sakkal Majalla" w:hint="cs"/>
+          <w:sz w:val="28"/>
+          <w:szCs w:val="28"/>
+          <w:rtl/>
+          <w:lang w:val="en-US"/>
+        </w:rPr>
+        <w:t xml:space="preserve"> الإلهيين </w:t>
+      </w:r>
+      <w:r>
+        <w:rPr>
+          <w:rFonts w:ascii="Sakkal Majalla" w:hAnsi="Sakkal Majalla" w:cs="Sakkal Majalla"/>
+          <w:sz w:val="28"/>
+          <w:szCs w:val="28"/>
+          <w:rtl/>
+          <w:lang w:val="en-US"/>
+        </w:rPr>
+        <w:t>–</w:t>
+      </w:r>
+      <w:r>
+        <w:rPr>
+          <w:rFonts w:ascii="Sakkal Majalla" w:hAnsi="Sakkal Majalla" w:cs="Sakkal Majalla" w:hint="cs"/>
+          <w:sz w:val="28"/>
+          <w:szCs w:val="28"/>
+          <w:rtl/>
+          <w:lang w:val="en-US"/>
+        </w:rPr>
+        <w:t xml:space="preserve"> إلى الله، الآب، وإلى الله، الابن. مختلف المواضع الكتابية توضح، بأننا لا نصلّي إلى الروح القدس، وإنما في قوته، مثلاً: "مصلين في الروح القدس" (يهوذا)؛ "والروح والعروس يقولان: تعال!" (رؤيا 22: 17).</w:t>
       </w:r>
     </w:p>
     <w:p>
       <w:pPr>
+        <w:bidi/>
         <w:jc w:val="both"/>
         <w:rPr>
-          <w:rtl/>
-          <w:lang w:bidi="ar-AE"/>
+          <w:rFonts w:ascii="Sakkal Majalla" w:hAnsi="Sakkal Majalla" w:cs="Sakkal Majalla"/>
+          <w:sz w:val="28"/>
+          <w:szCs w:val="28"/>
+          <w:rtl/>
+          <w:lang w:val="en-US"/>
         </w:rPr>
       </w:pPr>
       <w:r>
         <w:rPr>
-          <w:rFonts w:hint="cs"/>
-          <w:rtl/>
-          <w:lang w:bidi="ar-AE"/>
-        </w:rPr>
-        <w:t xml:space="preserve">الرسول يصحح أفكارهم وعلى الفور يصل في كلامه عن "مائدة الرب" كمبدأ أساسي للاحتفال بعشاء الرب، ويبدأ </w:t>
-      </w:r>
-      <w:r>
-        <w:rPr>
-          <w:rFonts w:hint="cs"/>
-          <w:rtl/>
-          <w:lang w:bidi="ar-AE"/>
-        </w:rPr>
-        <w:t xml:space="preserve">متغاضيًا عن </w:t>
-      </w:r>
-      <w:r>
-        <w:rPr>
-          <w:rFonts w:hint="cs"/>
-          <w:rtl/>
-          <w:lang w:bidi="ar-AE"/>
-        </w:rPr>
-        <w:t xml:space="preserve">التسلسل التاريخي، </w:t>
-      </w:r>
-      <w:r>
-        <w:rPr>
-          <w:rFonts w:hint="cs"/>
-          <w:rtl/>
-          <w:lang w:bidi="ar-AE"/>
-        </w:rPr>
-        <w:t xml:space="preserve">بالجزء الذي هو الأعمق والأخطر في أهميته بخصوص المسيح </w:t>
-      </w:r>
-      <w:r>
-        <w:rPr>
-          <w:rtl/>
-          <w:lang w:bidi="ar-AE"/>
-        </w:rPr>
-        <w:t>–</w:t>
-      </w:r>
-      <w:r>
-        <w:rPr>
-          <w:rFonts w:hint="cs"/>
-          <w:rtl/>
-          <w:lang w:bidi="ar-AE"/>
-        </w:rPr>
-        <w:t xml:space="preserve"> بالكأس: "كأس البركة (على نقيض الكؤوس عند عابدي الأوثان (على نقيض الذبائح الوثنية)) التي نباركها أليست هي شركة دم المسيح؟" فالشرب من الكأس لم يكن فقط تعبير شكلي وإنما أعمق تعبير لشركتهم الحميمة أو اتحادهم مع دم المسيح، أي بموته الذي احتمله لأجلهم. فإن شربوا في الوقت ذاته كأس شياطين، أفلا يكونون بالتالي قد حطّوا من قدر كأس الرب إلى مستوى وضيع مخزي في تعاملهم مع تقليد وثني؟ إن هذا لم يكن يجوز لهم فعله! "أنتم لا تقدرون أن تشربوا كأس الرب وكأس شياطين" (عدد 21).</w:t>
+          <w:rFonts w:ascii="Sakkal Majalla" w:hAnsi="Sakkal Majalla" w:cs="Sakkal Majalla" w:hint="cs"/>
+          <w:sz w:val="28"/>
+          <w:szCs w:val="28"/>
+          <w:rtl/>
+          <w:lang w:val="en-US"/>
+        </w:rPr>
+        <w:t xml:space="preserve">إن كنا نفكر بضعفنا واعتمادنا، فإننا ندعو إلى الله، القدير. إن كنا نفكر بعلاقتنا المباركة كأبناء الله، فإننا ندعوه أبونا. إن كنا نفكر بخدمتنا، فإننا نتّجه بصورة عامة إلى الرب يسوع. فطابع خطابنا يتحدد بالفكرة التي تشغلنا في لحظة معينة. في صورة عامة يمكننا أن نقول: الولد يتوجّه إلى أبيه، العبد إلى سيده. ولكن من المؤكد أنه ليس جيدًا بأن نضع حدودًا قاطعة أو قواعد في هذا الأمر المقدس، تعامل المؤمن مع الله. إنه من الأفضل جدًا، بأن تخابر قلوبنا شيئًا فشيئًا أفكار الله وبالتالي ننمو في المعرفة. بالطبع من الممكن أن تكون بعض التعريفات </w:t>
+      </w:r>
+      <w:proofErr w:type="spellStart"/>
+      <w:r>
+        <w:rPr>
+          <w:rFonts w:ascii="Sakkal Majalla" w:hAnsi="Sakkal Majalla" w:cs="Sakkal Majalla" w:hint="cs"/>
+          <w:sz w:val="28"/>
+          <w:szCs w:val="28"/>
+          <w:rtl/>
+          <w:lang w:val="en-US"/>
+        </w:rPr>
+        <w:t>والتميزات</w:t>
+      </w:r>
+      <w:proofErr w:type="spellEnd"/>
+      <w:r>
+        <w:rPr>
+          <w:rFonts w:ascii="Sakkal Majalla" w:hAnsi="Sakkal Majalla" w:cs="Sakkal Majalla" w:hint="cs"/>
+          <w:sz w:val="28"/>
+          <w:szCs w:val="28"/>
+          <w:rtl/>
+          <w:lang w:val="en-US"/>
+        </w:rPr>
+        <w:t xml:space="preserve"> في غاية الفائدة، لكنها لا يمكنها أن تحل مكان التعلّم في عِشرة حميمة مع الله من خلال كلمته والصلاة والسلوك العملي.</w:t>
       </w:r>
     </w:p>
     <w:p>
       <w:pPr>
+        <w:bidi/>
         <w:jc w:val="both"/>
         <w:rPr>
-          <w:rtl/>
-          <w:lang w:bidi="ar-AE"/>
+          <w:rFonts w:ascii="Sakkal Majalla" w:hAnsi="Sakkal Majalla" w:cs="Sakkal Majalla"/>
+          <w:sz w:val="28"/>
+          <w:szCs w:val="28"/>
+          <w:rtl/>
+          <w:lang w:val="en-US"/>
         </w:rPr>
       </w:pPr>
       <w:r>
         <w:rPr>
-          <w:rFonts w:hint="cs"/>
-          <w:rtl/>
-          <w:lang w:bidi="ar-AE"/>
-        </w:rPr>
-        <w:t xml:space="preserve">كذلك فإنهم عبّروا بكسرهم الخبز ظاهريًا، بأنهم كانوا </w:t>
-      </w:r>
-      <w:r>
-        <w:rPr>
-          <w:rFonts w:hint="cs"/>
-          <w:rtl/>
-          <w:lang w:bidi="ar-AE"/>
-        </w:rPr>
-        <w:t xml:space="preserve">في </w:t>
-      </w:r>
-      <w:r>
-        <w:rPr>
-          <w:rFonts w:hint="cs"/>
-          <w:rtl/>
-          <w:lang w:bidi="ar-AE"/>
-        </w:rPr>
-        <w:t xml:space="preserve">شركة </w:t>
-      </w:r>
-      <w:r>
-        <w:rPr>
-          <w:rFonts w:hint="cs"/>
-          <w:rtl/>
-          <w:lang w:bidi="ar-AE"/>
-        </w:rPr>
-        <w:t xml:space="preserve">حميمة بجسد المسيح وبأنهم، الكثيرين الذين شكلوا جسدًا واحدًا (عدد 17) امتازوا </w:t>
-      </w:r>
-      <w:r>
-        <w:rPr>
-          <w:rFonts w:hint="cs"/>
-          <w:rtl/>
-          <w:lang w:bidi="ar-AE"/>
-        </w:rPr>
-        <w:t>من</w:t>
-      </w:r>
-      <w:r>
-        <w:rPr>
-          <w:rFonts w:hint="cs"/>
-          <w:rtl/>
-          <w:lang w:bidi="ar-AE"/>
-        </w:rPr>
-        <w:t xml:space="preserve"> خلال ذلك ككنيسة الله عن اليهود كما وعن الأمم (عدد 32). فكيف قدروا بأن يتحدوا في الوقت نفسه مع الأمم وذبائحهم الوثنية في أنهم أكلوا منها أيضًا؟ ألم يكن هذا إنكار للآخر؟ من المستحيل أنهم قدروا على أن يكونوا شركاء في مائدة الرب، الذي هو صاحب المحفل، وبنفس الوقت في مائدة شياطين التي حدّدت </w:t>
-      </w:r>
-      <w:r>
-        <w:rPr>
-          <w:rFonts w:hint="cs"/>
-          <w:rtl/>
-          <w:lang w:bidi="ar-AE"/>
-        </w:rPr>
-        <w:t>الحدث</w:t>
-      </w:r>
-      <w:r>
-        <w:rPr>
-          <w:rFonts w:hint="cs"/>
-          <w:rtl/>
-          <w:lang w:bidi="ar-AE"/>
-        </w:rPr>
-        <w:t>.</w:t>
+          <w:rFonts w:ascii="Sakkal Majalla" w:hAnsi="Sakkal Majalla" w:cs="Sakkal Majalla" w:hint="cs"/>
+          <w:sz w:val="28"/>
+          <w:szCs w:val="28"/>
+          <w:rtl/>
+          <w:lang w:val="en-US"/>
+        </w:rPr>
+        <w:t xml:space="preserve">كثيرًا ما يصلي حديثو الإيمان فقط إلى الذي خلّصهم </w:t>
+      </w:r>
+      <w:r>
+        <w:rPr>
+          <w:rFonts w:ascii="Sakkal Majalla" w:hAnsi="Sakkal Majalla" w:cs="Sakkal Majalla"/>
+          <w:sz w:val="28"/>
+          <w:szCs w:val="28"/>
+          <w:rtl/>
+          <w:lang w:val="en-US"/>
+        </w:rPr>
+        <w:t>–</w:t>
+      </w:r>
+      <w:r>
+        <w:rPr>
+          <w:rFonts w:ascii="Sakkal Majalla" w:hAnsi="Sakkal Majalla" w:cs="Sakkal Majalla" w:hint="cs"/>
+          <w:sz w:val="28"/>
+          <w:szCs w:val="28"/>
+          <w:rtl/>
+          <w:lang w:val="en-US"/>
+        </w:rPr>
+        <w:t xml:space="preserve"> إلى الرب يسوع. إنهم يذهبون إليه بكل أفراحهم وأتراحهم. إنهم يحق لهم أن يفعلوا ذلك، وهذا حسن إن فعلوا ذلك؛ ولكنه يُري أيضًا، بأنهم أولاد صغار وينبغي عليهم أن ينموا أكثر. غير أننا تعرفنا أيضًا على مسيحيين، كانت لديهم الكثير من المعرفة وصلّوا فقط إلى الآب ولم يصلّوا أبدًا إلى الابن. أولئك بالذات كانوا يفتقدون غالبًا لذهنٍ متّضع ولمحبة حقيقية في القلب. فكل شيء يكون جميلاً فعلاً إن كان صادقًا ومصحوبًا بالتواضع. كم هو منعش بأن نسمع "صغارًا في المسيح"، مهما كان قلّة فهمهم، عندما</w:t>
       </w:r>
     </w:p>
     <w:p>
       <w:pPr>
+        <w:bidi/>
         <w:jc w:val="both"/>
         <w:rPr>
-          <w:rtl/>
-          <w:lang w:bidi="ar-AE"/>
+          <w:rFonts w:ascii="Sakkal Majalla" w:hAnsi="Sakkal Majalla" w:cs="Sakkal Majalla" w:hint="cs"/>
+          <w:sz w:val="28"/>
+          <w:szCs w:val="28"/>
+          <w:rtl/>
+          <w:lang w:val="en-US"/>
         </w:rPr>
       </w:pPr>
       <w:r>
         <w:rPr>
-          <w:rFonts w:hint="cs"/>
-          <w:rtl/>
-          <w:lang w:bidi="ar-AE"/>
-        </w:rPr>
-        <w:t xml:space="preserve">من مجادلة بولس </w:t>
-      </w:r>
-      <w:r>
-        <w:rPr>
-          <w:rtl/>
-          <w:lang w:bidi="ar-AE"/>
-        </w:rPr>
-        <w:t>–</w:t>
-      </w:r>
-      <w:r>
-        <w:rPr>
-          <w:rFonts w:hint="cs"/>
-          <w:rtl/>
-          <w:lang w:bidi="ar-AE"/>
-        </w:rPr>
-        <w:t xml:space="preserve"> إن جاز لنا بأن نعبّر هكذا -، ينكشف لنا مبدأين في غاية الأهمية، والتي بالإشارة إليهما نصل:</w:t>
-      </w:r>
-    </w:p>
-    <w:p>
-      <w:pPr>
-        <w:jc w:val="both"/>
-        <w:rPr>
-          <w:rtl/>
-          <w:lang w:bidi="ar-AE"/>
-        </w:rPr>
-      </w:pPr>
-      <w:r>
-        <w:rPr>
-          <w:rFonts w:hint="cs"/>
-          <w:rtl/>
-          <w:lang w:bidi="ar-AE"/>
-        </w:rPr>
-        <w:t xml:space="preserve">1. يختفي وراء الأمور المنظورة أمور غير منظورة: أفكار </w:t>
-      </w:r>
-      <w:r>
-        <w:rPr>
-          <w:rtl/>
-          <w:lang w:bidi="ar-AE"/>
-        </w:rPr>
-        <w:t>–</w:t>
-      </w:r>
-      <w:r>
-        <w:rPr>
-          <w:rFonts w:hint="cs"/>
-          <w:rtl/>
-          <w:lang w:bidi="ar-AE"/>
-        </w:rPr>
-        <w:t xml:space="preserve"> مبادئ </w:t>
-      </w:r>
-      <w:r>
-        <w:rPr>
-          <w:rtl/>
-          <w:lang w:bidi="ar-AE"/>
-        </w:rPr>
-        <w:t>–</w:t>
-      </w:r>
-      <w:r>
-        <w:rPr>
-          <w:rFonts w:hint="cs"/>
-          <w:rtl/>
-          <w:lang w:bidi="ar-AE"/>
-        </w:rPr>
-        <w:t xml:space="preserve"> نُظُم </w:t>
-      </w:r>
-      <w:r>
-        <w:rPr>
-          <w:rtl/>
-          <w:lang w:bidi="ar-AE"/>
-        </w:rPr>
-        <w:t>–</w:t>
-      </w:r>
-      <w:r>
-        <w:rPr>
-          <w:rFonts w:hint="cs"/>
-          <w:rtl/>
-          <w:lang w:bidi="ar-AE"/>
-        </w:rPr>
-        <w:t xml:space="preserve"> قوات.</w:t>
-      </w:r>
-    </w:p>
-    <w:p>
-      <w:pPr>
-        <w:jc w:val="both"/>
-        <w:rPr>
-          <w:rtl/>
-          <w:lang w:bidi="ar-AE"/>
-        </w:rPr>
-      </w:pPr>
-      <w:r>
-        <w:rPr>
-          <w:rFonts w:hint="cs"/>
-          <w:rtl/>
-          <w:lang w:bidi="ar-AE"/>
-        </w:rPr>
-        <w:t xml:space="preserve">2. المشاركة الظاهرة تعني لله: شركة حميمة </w:t>
-      </w:r>
-      <w:r>
-        <w:rPr>
-          <w:rtl/>
-          <w:lang w:bidi="ar-AE"/>
-        </w:rPr>
-        <w:t>–</w:t>
-      </w:r>
-      <w:r>
-        <w:rPr>
-          <w:rFonts w:hint="cs"/>
-          <w:rtl/>
-          <w:lang w:bidi="ar-AE"/>
-        </w:rPr>
-        <w:t xml:space="preserve"> اتحاد </w:t>
-      </w:r>
-      <w:r>
-        <w:rPr>
-          <w:rtl/>
-          <w:lang w:bidi="ar-AE"/>
-        </w:rPr>
-        <w:t>–</w:t>
-      </w:r>
-      <w:r>
-        <w:rPr>
-          <w:rFonts w:hint="cs"/>
-          <w:rtl/>
-          <w:lang w:bidi="ar-AE"/>
-        </w:rPr>
-        <w:t xml:space="preserve"> اتفاق.</w:t>
-      </w:r>
-    </w:p>
-    <w:p>
-      <w:pPr>
-        <w:jc w:val="both"/>
-        <w:rPr>
-          <w:rtl/>
-          <w:lang w:bidi="ar-AE"/>
-        </w:rPr>
-      </w:pPr>
-      <w:r>
-        <w:rPr>
-          <w:rFonts w:hint="cs"/>
-          <w:rtl/>
-          <w:lang w:bidi="ar-AE"/>
-        </w:rPr>
-        <w:t>دعونا نقف للحظة عند أول نقطة. لقد عرف الرسول تمامًا كما عرف أهل كورنثوس، بأن عبادة الأصنام أمور فانية، مثل الدمى الميتة (عدد 19)؛ لكنه لم يترك إخوته من دون أن يوضح لهم مَن كان الماسك بخيوطها: لقد كان وراء الأصنام شياطين، أعداء لله والإنسان</w:t>
-      </w:r>
-      <w:r>
-        <w:rPr>
-          <w:rFonts w:hint="cs"/>
-          <w:rtl/>
-          <w:lang w:bidi="ar-AE"/>
-        </w:rPr>
-        <w:t xml:space="preserve">. ففي العهد القديم نرى المبدأ مصادق عليه، بأن ما يذبحه الأمم يذبحونه للشياطين (قارن تثنية 32: 17) وليس لله. السجود الذي كان يليق بالله فقط أخذته الشياطين بحقهم. بلا شك أن أهل كورنثوس لم يقصدوا بأن يقدموا سجودهم لإبليس وأرواحه الشريرة الساقطة، تمامًا كما لا يعتقد الغير المؤمن بأنه يخدم إبليس؛ ومع ذلك فهو يخدمه! فكم هو مهم إذًا بأن نميّز ما وراء الأمور المنظورة من أنظمة وقوات غير منظورة تحملها وتدعمها. يقينًا، أنه اليوم لم تعد تحيط بنا موائد شياطين، وإنما تعاليم شياطين (1. تيموثاوس 4: 1). وراء كل تعليم وسجود كاذب </w:t>
-      </w:r>
-      <w:r>
-        <w:rPr>
-          <w:rFonts w:hint="cs"/>
-          <w:rtl/>
-          <w:lang w:bidi="ar-AE"/>
-        </w:rPr>
-        <w:t>يختفي لإبليس وملائكته، الذين يهتمون بالحط من تقدير الرب يسوع وبأذية الناس جسدًا ونفسًا.</w:t>
-      </w:r>
-    </w:p>
-    <w:p>
-      <w:pPr>
-        <w:jc w:val="both"/>
-        <w:rPr>
-          <w:rFonts w:hint="cs"/>
-          <w:rtl/>
-          <w:lang w:val="de-DE" w:bidi="ar-AE"/>
-        </w:rPr>
-      </w:pPr>
-      <w:r>
-        <w:rPr>
-          <w:lang w:val="de-DE" w:bidi="ar-AE"/>
-        </w:rPr>
-        <w:t>Zudem – und damit kommen wir zu dem zweiten Punkt</w:t>
-      </w:r>
-      <w:bookmarkStart w:id="0" w:name="_GoBack"/>
-      <w:bookmarkEnd w:id="0"/>
+          <w:rFonts w:ascii="Sakkal Majalla" w:hAnsi="Sakkal Majalla" w:cs="Sakkal Majalla"/>
+          <w:sz w:val="28"/>
+          <w:szCs w:val="28"/>
+          <w:lang w:val="de-DE"/>
+        </w:rPr>
+        <w:t>wenn sie nur demütig genug sind, wie neugeborene Kindlein nach der vernünftigen</w:t>
+      </w:r>
+      <w:r>
+        <w:rPr>
+          <w:rFonts w:ascii="Sakkal Majalla" w:hAnsi="Sakkal Majalla" w:cs="Sakkal Majalla"/>
+          <w:sz w:val="28"/>
+          <w:szCs w:val="28"/>
+          <w:rtl/>
+          <w:lang w:val="en-US"/>
+        </w:rPr>
+        <w:t>,</w:t>
+      </w:r>
     </w:p>
     <w:sectPr>
       <w:pgSz w:w="11906" w:h="16838"/>
-      <w:pgMar w:top="1440" w:right="1800" w:bottom="1440" w:left="1800" w:header="708" w:footer="708" w:gutter="0"/>
+      <w:pgMar w:top="1440" w:right="1440" w:bottom="1440" w:left="1440" w:header="708" w:footer="708" w:gutter="0"/>
       <w:cols w:space="708"/>
-      <w:bidi/>
-      <w:rtlGutter/>
       <w:docGrid w:linePitch="360"/>
     </w:sectPr>
   </w:body>
@@ -435,14 +404,14 @@
 </file>
 
 <file path=word/styles.xml><?xml version="1.0" encoding="utf-8"?>
-<w:styles xmlns:mc="http://schemas.openxmlformats.org/markup-compatibility/2006" xmlns:r="http://schemas.openxmlformats.org/officeDocument/2006/relationships" xmlns:w="http://schemas.openxmlformats.org/wordprocessingml/2006/main" xmlns:w14="http://schemas.microsoft.com/office/word/2010/wordml" xmlns:w15="http://schemas.microsoft.com/office/word/2012/wordml" xmlns:w16cid="http://schemas.microsoft.com/office/word/2016/wordml/cid" xmlns:w16se="http://schemas.microsoft.com/office/word/2015/wordml/symex" mc:Ignorable="w14 w15 w16se w16cid">
+<w:styles xmlns:mc="http://schemas.openxmlformats.org/markup-compatibility/2006" xmlns:r="http://schemas.openxmlformats.org/officeDocument/2006/relationships" xmlns:w="http://schemas.openxmlformats.org/wordprocessingml/2006/main" xmlns:w14="http://schemas.microsoft.com/office/word/2010/wordml" xmlns:w15="http://schemas.microsoft.com/office/word/2012/wordml" xmlns:w16cex="http://schemas.microsoft.com/office/word/2018/wordml/cex" xmlns:w16cid="http://schemas.microsoft.com/office/word/2016/wordml/cid" xmlns:w16="http://schemas.microsoft.com/office/word/2018/wordml" xmlns:w16se="http://schemas.microsoft.com/office/word/2015/wordml/symex" mc:Ignorable="w14 w15 w16se w16cid w16 w16cex">
   <w:docDefaults>
     <w:rPrDefault>
       <w:rPr>
-        <w:rFonts w:ascii="Sakkal Majalla" w:eastAsiaTheme="minorHAnsi" w:hAnsi="Sakkal Majalla" w:cs="Sakkal Majalla"/>
-        <w:sz w:val="28"/>
-        <w:szCs w:val="28"/>
-        <w:lang w:val="en-US" w:eastAsia="en-US" w:bidi="ar-SA"/>
+        <w:rFonts w:asciiTheme="minorHAnsi" w:eastAsiaTheme="minorHAnsi" w:hAnsiTheme="minorHAnsi" w:cstheme="minorBidi"/>
+        <w:sz w:val="22"/>
+        <w:szCs w:val="22"/>
+        <w:lang w:val="en-IL" w:eastAsia="en-US" w:bidi="ar-SA"/>
       </w:rPr>
     </w:rPrDefault>
     <w:pPrDefault>
@@ -832,9 +801,9 @@
   <w:style w:type="paragraph" w:default="1" w:styleId="Normal">
     <w:name w:val="Normal"/>
     <w:qFormat/>
-    <w:pPr>
-      <w:bidi/>
-    </w:pPr>
+    <w:rPr>
+      <w:lang w:bidi="ar-EG"/>
+    </w:rPr>
   </w:style>
   <w:style w:type="character" w:default="1" w:styleId="DefaultParagraphFont">
     <w:name w:val="Default Paragraph Font"/>
@@ -868,7 +837,7 @@
     <w:basedOn w:val="DefaultParagraphFont"/>
     <w:uiPriority w:val="99"/>
     <w:unhideWhenUsed/>
-    <w:rsid w:val="00C67B14"/>
+    <w:rsid w:val="00912ACB"/>
     <w:rPr>
       <w:color w:val="0563C1" w:themeColor="hyperlink"/>
       <w:u w:val="single"/>
@@ -880,29 +849,17 @@
     <w:uiPriority w:val="99"/>
     <w:semiHidden/>
     <w:unhideWhenUsed/>
-    <w:rsid w:val="00C67B14"/>
+    <w:rsid w:val="00912ACB"/>
     <w:rPr>
       <w:color w:val="605E5C"/>
       <w:shd w:val="clear" w:color="auto" w:fill="E1DFDD"/>
-    </w:rPr>
-  </w:style>
-  <w:style w:type="character" w:styleId="FollowedHyperlink">
-    <w:name w:val="FollowedHyperlink"/>
-    <w:basedOn w:val="DefaultParagraphFont"/>
-    <w:uiPriority w:val="99"/>
-    <w:semiHidden/>
-    <w:unhideWhenUsed/>
-    <w:rsid w:val="00EC62E3"/>
-    <w:rPr>
-      <w:color w:val="954F72" w:themeColor="followedHyperlink"/>
-      <w:u w:val="single"/>
     </w:rPr>
   </w:style>
 </w:styles>
 </file>
 
 <file path=word/theme/theme1.xml><?xml version="1.0" encoding="utf-8"?>
-<a:theme xmlns:a="http://schemas.openxmlformats.org/drawingml/2006/main" name="Office Theme">
+<a:theme xmlns:a="http://schemas.openxmlformats.org/drawingml/2006/main" name="ערכת נושא Office">
   <a:themeElements>
     <a:clrScheme name="Office">
       <a:dk1>
